--- a/personal/cv/cv-python-dev.docx
+++ b/personal/cv/cv-python-dev.docx
@@ -292,7 +292,7 @@
           <w:sz w:val="21"/>
           <w:szCs w:val="21"/>
         </w:rPr>
-        <w:t xml:space="preserve">Diploma de Especialista con Distinción — Ingeniero ferroviario</w:t>
+        <w:t xml:space="preserve">Diploma de Especialista con Honores — Ingeniero ferroviario</w:t>
       </w:r>
       <w:r>
         <w:rPr>

--- a/personal/cv/cv-python-dev.docx
+++ b/personal/cv/cv-python-dev.docx
@@ -75,8 +75,8 @@
           <w:b/>
           <w:bCs/>
           <w:color w:val="1F3864"/>
-          <w:sz w:val="22"/>
-          <w:szCs w:val="22"/>
+          <w:sz w:val="25"/>
+          <w:szCs w:val="25"/>
         </w:rPr>
         <w:t xml:space="preserve">PERFIL PROFESIONAL</w:t>
       </w:r>
@@ -160,8 +160,8 @@
           <w:b/>
           <w:bCs/>
           <w:color w:val="1F3864"/>
-          <w:sz w:val="22"/>
-          <w:szCs w:val="22"/>
+          <w:sz w:val="25"/>
+          <w:szCs w:val="25"/>
         </w:rPr>
         <w:t xml:space="preserve">IDIOMAS</w:t>
       </w:r>
@@ -230,8 +230,8 @@
           <w:b/>
           <w:bCs/>
           <w:color w:val="1F3864"/>
-          <w:sz w:val="22"/>
-          <w:szCs w:val="22"/>
+          <w:sz w:val="25"/>
+          <w:szCs w:val="25"/>
         </w:rPr>
         <w:t xml:space="preserve">FORMACIÓN ACADÉMICA</w:t>
       </w:r>
@@ -417,8 +417,8 @@
           <w:b/>
           <w:bCs/>
           <w:color w:val="1F3864"/>
-          <w:sz w:val="22"/>
-          <w:szCs w:val="22"/>
+          <w:sz w:val="25"/>
+          <w:szCs w:val="25"/>
         </w:rPr>
         <w:t xml:space="preserve">EXPERIENCIA PROFESIONAL</w:t>
       </w:r>
@@ -437,7 +437,7 @@
           <w:sz w:val="21"/>
           <w:szCs w:val="21"/>
         </w:rPr>
-        <w:t xml:space="preserve">Proyecto propio — "Navegador RUT (MIIT)": app móvil + bot de Telegram</w:t>
+        <w:t xml:space="preserve">Técnico en telecomunicaciones (electromecánico, prácticas)</w:t>
       </w:r>
       <w:r>
         <w:rPr>
@@ -447,24 +447,58 @@
           <w:sz w:val="19"/>
           <w:szCs w:val="19"/>
         </w:rPr>
-        <w:t xml:space="preserve">	RUT MIIT — 2021 (premiado)</w:t>
-      </w:r>
-    </w:p>
-    <w:p>
-      <w:pPr>
-        <w:pStyle w:val="ListParagraph"/>
-        <w:numPr>
-          <w:ilvl w:val="0"/>
-          <w:numId w:val="2"/>
-        </w:numPr>
-        <w:spacing w:after="60"/>
-      </w:pPr>
-      <w:r>
-        <w:rPr>
-          <w:sz w:val="20"/>
-          <w:szCs w:val="20"/>
-        </w:rPr>
-        <w:t xml:space="preserve">Diseño y desarrollo end-to-end en Python para orientar a estudiantes de nuevo ingreso en el campus — 1er lugar en la Exposición Científica de Proyectos Estudiantiles (RUT MIIT), 2021.</w:t>
+        <w:t xml:space="preserve">	Dirección de Comunicaciones de Moscú — Estación de Kazán, 2024–2026</w:t>
+      </w:r>
+    </w:p>
+    <w:p>
+      <w:pPr>
+        <w:pStyle w:val="ListParagraph"/>
+        <w:numPr>
+          <w:ilvl w:val="0"/>
+          <w:numId w:val="2"/>
+        </w:numPr>
+        <w:spacing w:after="60"/>
+      </w:pPr>
+      <w:r>
+        <w:rPr>
+          <w:sz w:val="20"/>
+          <w:szCs w:val="20"/>
+        </w:rPr>
+        <w:t xml:space="preserve">Mantenimiento y diagnóstico de sistemas de transmisión, fibra óptica y radiocomunicaciones.</w:t>
+      </w:r>
+    </w:p>
+    <w:p>
+      <w:pPr>
+        <w:pStyle w:val="ListParagraph"/>
+        <w:numPr>
+          <w:ilvl w:val="0"/>
+          <w:numId w:val="2"/>
+        </w:numPr>
+        <w:spacing w:after="60"/>
+      </w:pPr>
+      <w:r>
+        <w:rPr>
+          <w:sz w:val="20"/>
+          <w:szCs w:val="20"/>
+        </w:rPr>
+        <w:t xml:space="preserve">Análisis de sistemas de alimentación eléctrica (rectificadores, fuentes de respaldo).</w:t>
+      </w:r>
+    </w:p>
+    <w:p>
+      <w:pPr>
+        <w:pStyle w:val="ListParagraph"/>
+        <w:numPr>
+          <w:ilvl w:val="0"/>
+          <w:numId w:val="2"/>
+        </w:numPr>
+        <w:spacing w:after="60"/>
+      </w:pPr>
+      <w:r>
+        <w:rPr>
+          <w:sz w:val="20"/>
+          <w:szCs w:val="20"/>
+        </w:rPr>
+        <w:t xml:space="preserve">Proyecto de fin de carrera: diseño de red óptica primaria (DWDM, IP/MPLS-TP) para el tramo Moscú–Riazán.</w:t>
       </w:r>
     </w:p>
     <w:p>
@@ -481,7 +515,7 @@
           <w:sz w:val="21"/>
           <w:szCs w:val="21"/>
         </w:rPr>
-        <w:t xml:space="preserve">Técnico en telecomunicaciones (electromecánico, prácticas)</w:t>
+        <w:t xml:space="preserve">Autónomo (ИП) — Traducción y docencia de español</w:t>
       </w:r>
       <w:r>
         <w:rPr>
@@ -491,58 +525,24 @@
           <w:sz w:val="19"/>
           <w:szCs w:val="19"/>
         </w:rPr>
-        <w:t xml:space="preserve">	Dirección de Comunicaciones de Moscú — Estación de Kazán, 2024–2026</w:t>
-      </w:r>
-    </w:p>
-    <w:p>
-      <w:pPr>
-        <w:pStyle w:val="ListParagraph"/>
-        <w:numPr>
-          <w:ilvl w:val="0"/>
-          <w:numId w:val="2"/>
-        </w:numPr>
-        <w:spacing w:after="60"/>
-      </w:pPr>
-      <w:r>
-        <w:rPr>
-          <w:sz w:val="20"/>
-          <w:szCs w:val="20"/>
-        </w:rPr>
-        <w:t xml:space="preserve">Mantenimiento y diagnóstico de sistemas de transmisión, fibra óptica y radiocomunicaciones.</w:t>
-      </w:r>
-    </w:p>
-    <w:p>
-      <w:pPr>
-        <w:pStyle w:val="ListParagraph"/>
-        <w:numPr>
-          <w:ilvl w:val="0"/>
-          <w:numId w:val="2"/>
-        </w:numPr>
-        <w:spacing w:after="60"/>
-      </w:pPr>
-      <w:r>
-        <w:rPr>
-          <w:sz w:val="20"/>
-          <w:szCs w:val="20"/>
-        </w:rPr>
-        <w:t xml:space="preserve">Análisis de sistemas de alimentación eléctrica (rectificadores, fuentes de respaldo).</w:t>
-      </w:r>
-    </w:p>
-    <w:p>
-      <w:pPr>
-        <w:pStyle w:val="ListParagraph"/>
-        <w:numPr>
-          <w:ilvl w:val="0"/>
-          <w:numId w:val="2"/>
-        </w:numPr>
-        <w:spacing w:after="60"/>
-      </w:pPr>
-      <w:r>
-        <w:rPr>
-          <w:sz w:val="20"/>
-          <w:szCs w:val="20"/>
-        </w:rPr>
-        <w:t xml:space="preserve">Proyecto de fin de carrera: diseño de red óptica primaria (DWDM, IP/MPLS-TP) para el tramo Moscú–Riazán.</w:t>
+        <w:t xml:space="preserve">	Rusia, desde 2025 (docencia desde 2022)</w:t>
+      </w:r>
+    </w:p>
+    <w:p>
+      <w:pPr>
+        <w:pStyle w:val="ListParagraph"/>
+        <w:numPr>
+          <w:ilvl w:val="0"/>
+          <w:numId w:val="2"/>
+        </w:numPr>
+        <w:spacing w:after="60"/>
+      </w:pPr>
+      <w:r>
+        <w:rPr>
+          <w:sz w:val="20"/>
+          <w:szCs w:val="20"/>
+        </w:rPr>
+        <w:t xml:space="preserve">Traductor e intérprete y profesor de español para hispanohablantes/rusohablantes — negocio propio registrado, actividad principal de traducción escrita y oral (OKVED 74.30) y educación complementaria (OKVED 85.41). Valoración 5,0/5 sobre 38 reseñas de alumnos.</w:t>
       </w:r>
     </w:p>
     <w:p>
@@ -559,7 +559,7 @@
           <w:sz w:val="21"/>
           <w:szCs w:val="21"/>
         </w:rPr>
-        <w:t xml:space="preserve">Autónomo (ИП) — Traducción y docencia de español</w:t>
+        <w:t xml:space="preserve">Proyecto propio — "Navegador RUT (MIIT)": app móvil + bot de Telegram</w:t>
       </w:r>
       <w:r>
         <w:rPr>
@@ -569,24 +569,24 @@
           <w:sz w:val="19"/>
           <w:szCs w:val="19"/>
         </w:rPr>
-        <w:t xml:space="preserve">	Rusia, desde 2025 (docencia desde 2022)</w:t>
-      </w:r>
-    </w:p>
-    <w:p>
-      <w:pPr>
-        <w:pStyle w:val="ListParagraph"/>
-        <w:numPr>
-          <w:ilvl w:val="0"/>
-          <w:numId w:val="2"/>
-        </w:numPr>
-        <w:spacing w:after="60"/>
-      </w:pPr>
-      <w:r>
-        <w:rPr>
-          <w:sz w:val="20"/>
-          <w:szCs w:val="20"/>
-        </w:rPr>
-        <w:t xml:space="preserve">Traductor e intérprete y profesor de español para hispanohablantes/rusohablantes — negocio propio registrado, actividad principal de traducción escrita y oral (OKVED 74.30) y educación complementaria (OKVED 85.41). Valoración 5,0/5 sobre 38 reseñas de alumnos.</w:t>
+        <w:t xml:space="preserve">	RUT MIIT — 2021 (premiado)</w:t>
+      </w:r>
+    </w:p>
+    <w:p>
+      <w:pPr>
+        <w:pStyle w:val="ListParagraph"/>
+        <w:numPr>
+          <w:ilvl w:val="0"/>
+          <w:numId w:val="2"/>
+        </w:numPr>
+        <w:spacing w:after="60"/>
+      </w:pPr>
+      <w:r>
+        <w:rPr>
+          <w:sz w:val="20"/>
+          <w:szCs w:val="20"/>
+        </w:rPr>
+        <w:t xml:space="preserve">Diseño y desarrollo end-to-end en Python para orientar a estudiantes de nuevo ingreso en el campus — 1er lugar en la Exposición Científica de Proyectos Estudiantiles (RUT MIIT), 2021.</w:t>
       </w:r>
     </w:p>
     <w:p>
@@ -602,8 +602,8 @@
           <w:b/>
           <w:bCs/>
           <w:color w:val="1F3864"/>
-          <w:sz w:val="22"/>
-          <w:szCs w:val="22"/>
+          <w:sz w:val="25"/>
+          <w:szCs w:val="25"/>
         </w:rPr>
         <w:t xml:space="preserve">COMPETENCIAS TÉCNICAS</w:t>
       </w:r>
@@ -689,8 +689,8 @@
           <w:b/>
           <w:bCs/>
           <w:color w:val="1F3864"/>
-          <w:sz w:val="22"/>
-          <w:szCs w:val="22"/>
+          <w:sz w:val="25"/>
+          <w:szCs w:val="25"/>
         </w:rPr>
         <w:t xml:space="preserve">PREMIOS Y RECONOCIMIENTOS</w:t>
       </w:r>
@@ -950,7 +950,13 @@
 <file path=word/styles.xml><?xml version="1.0" encoding="utf-8"?>
 <w:styles xmlns:mc="http://schemas.openxmlformats.org/markup-compatibility/2006" xmlns:r="http://schemas.openxmlformats.org/officeDocument/2006/relationships" xmlns:w="http://schemas.openxmlformats.org/wordprocessingml/2006/main" xmlns:w14="http://schemas.microsoft.com/office/word/2010/wordml" xmlns:w15="http://schemas.microsoft.com/office/word/2012/wordml" mc:Ignorable="w14 w15">
   <w:docDefaults>
-    <w:rPrDefault/>
+    <w:rPrDefault>
+      <w:rPr>
+        <w:rFonts w:ascii="Calibri" w:hAnsi="Calibri" w:eastAsia="Calibri" w:cs="Calibri"/>
+        <w:sz w:val="20"/>
+        <w:szCs w:val="20"/>
+      </w:rPr>
+    </w:rPrDefault>
     <w:pPrDefault/>
   </w:docDefaults>
   <w:style w:type="paragraph" w:styleId="Title">

--- a/personal/cv/cv-python-dev.docx
+++ b/personal/cv/cv-python-dev.docx
@@ -90,7 +90,7 @@
           <w:sz w:val="20"/>
           <w:szCs w:val="20"/>
         </w:rPr>
-        <w:t xml:space="preserve">Ingeniero recién formado (RUT MIIT, diploma con distinción) con base práctica en programación — Python, C/C++, Julia, MATLAB — reforzada con un diploma oficial en análisis predictivo y aprendizaje automático (Jupyter/JupyterHub, redes neuronales CNN/RNN/Transformers). Autor de proyectos propios premiados, entre ellos una app móvil + bot de Telegram en Python. Admitido al Máster Universitario en Sistemas Inteligentes (Universidad de Salamanca, España), con inicio el 28 de septiembre de 2026. Trilingüe real: español nativo, ruso C1, inglés C2.</w:t>
+        <w:t xml:space="preserve">Ingeniero recién formado (RUT MIIT, diploma con honores) con base práctica en programación — Python, C/C++, Julia, MATLAB — reforzada con un diploma oficial en análisis predictivo y aprendizaje automático (Jupyter/JupyterHub, redes neuronales CNN/RNN/Transformers). Autor de proyectos propios premiados, entre ellos una app móvil + bot de Telegram en Python. Admitido al Máster Universitario en Sistemas Inteligentes (Universidad de Salamanca, España), con inicio el 28 de septiembre de 2026. Trilingüe real: español nativo, ruso C1, inglés C2.</w:t>
       </w:r>
     </w:p>
     <w:p>
@@ -117,7 +117,7 @@
           <w:sz w:val="18"/>
           <w:szCs w:val="18"/>
         </w:rPr>
-        <w:t xml:space="preserve">Recently graduated engineer (RUT MIIT, diploma with distinction) with hands-on programming skills — Python, C/C++, Julia, MATLAB — reinforced by an official diploma in predictive analytics and machine learning (Jupyter/JupyterHub, CNN/RNN/Transformer neural networks). Author of award-winning personal projects, including a mobile app plus Telegram bot built in Python. Admitted to the Master's in Intelligent Systems (University of Salamanca, Spain), starting September 28, 2026.</w:t>
+        <w:t xml:space="preserve">Recently graduated engineer (RUT MIIT, diploma with honors) with hands-on programming skills — Python, C/C++, Julia, MATLAB — reinforced by an official diploma in predictive analytics and machine learning (Jupyter/JupyterHub, CNN/RNN/Transformer neural networks). Author of award-winning personal projects, including a mobile app plus Telegram bot built in Python. Admitted to the Master's in Intelligent Systems (University of Salamanca, Spain), starting September 28, 2026.</w:t>
       </w:r>
     </w:p>
     <w:p>

--- a/personal/cv/cv-python-dev.docx
+++ b/personal/cv/cv-python-dev.docx
@@ -334,7 +334,7 @@
           <w:sz w:val="21"/>
           <w:szCs w:val="21"/>
         </w:rPr>
-        <w:t xml:space="preserve">Diploma de Reciclaje Profesional — Análisis Predictivo Aplicado a Problemas del Transporte</w:t>
+        <w:t xml:space="preserve">Diploma de Recualificación Profesional — Análisis Predictivo Aplicado a Problemas del Transporte</w:t>
       </w:r>
       <w:r>
         <w:rPr>
